--- a/3_Meeting Notes/test Mistral/test Mistral 2_meeting_notes.docx
+++ b/3_Meeting Notes/test Mistral/test Mistral 2_meeting_notes.docx
@@ -60,7 +60,7 @@
     </w:p>
     <w:p>
       <w:r>
-        <w:t>De vergadering behandelde de ingediende eisen en de reactie van de gemeente, inclusief de AI-geschreven berichten. Er was discussie over de waarheid van de informatie en de noodzaak om deze te controleren. Richard besprak een overleg met de stedenbouwer Ferry Adema, waarbij wijzigingen in het plan werden voorgesteld. Er was weerstand tegen deze wijzigingen, en er werd gezocht naar oplossingen binnen de bestaande kaders. Er werd ook gesproken over de communicatie met andere betrokkenen, zoals Richard Koek en Erwin.</w:t>
+        <w:t>De vergadering behandelde de ingediende eisen van 10 maart en de reactie van de gemeente. Er was discussie over de waarheid van de informatie en de noodzaak om deze te controleren. Richard besprak een overleg met de stedenbouwer Ferry Adema en de wijzigingen die daaruit voortkwamen. Er was weerstand tegen deze wijzigingen van zowel Stadion als Gert-Jan. Richard stelde voor om te reflecteren op de oplossingen en om te kijken hoe het project goed kan worden afgerond.</w:t>
       </w:r>
     </w:p>
     <w:p>
@@ -81,20 +81,7 @@
     </w:p>
     <w:p>
       <w:r>
-        <w:t>Op 10 maart waren eisen ingediend die door de gemeente moeten worden getoetst. De gemeente gooit informatie over de schutting, waardoor Dennis moet bewijzen dat bepaalde zaken niet hoeven. Het bericht van de gemeente was AI-geschreven. — Bron: 00:00:00, 00:00:05, 00:00:08</w:t>
-      </w:r>
-    </w:p>
-    <w:p>
-      <w:pPr>
-        <w:pStyle w:val="Heading2"/>
-      </w:pPr>
-      <w:r>
-        <w:t>Waarheid en controle van informatie</w:t>
-      </w:r>
-    </w:p>
-    <w:p>
-      <w:r>
-        <w:t>Ron twijfelt aan de waarheid van de informatie en benadrukt dat er op moet worden gelet. Gert-Jan moet de informatie blijven controleren. — Bron: 00:00:13, 00:00:16, 00:00:21, 00:00:24, 00:00:26</w:t>
+        <w:t>Op 10 maart waren eisen ingediend die door de gemeente moeten worden getoetst. Dennis merkte op dat de gemeente informatie over de schutting gooit en dat hij dit moet bewijzen. Hij noemde ook dat het bericht van de gemeente AI-geschreven was. Ron was onzeker over de waarheid van de informatie en benadrukte dat Gert-Jan deze moet blijven controleren. — Bron: 00:00:00, 00:00:05, 00:00:08, 00:00:13, 00:00:16, 00:00:21, 00:00:24, 00:00:26</w:t>
       </w:r>
     </w:p>
     <w:p>
@@ -107,33 +94,7 @@
     </w:p>
     <w:p>
       <w:r>
-        <w:t>Richard besprak een overleg met de stedenbouwer Ferry Adema, waarbij een welstandspresentatie en reflectie daarop werden gepresenteerd. Ferry deelde bestanden en stelde wijzigingen voor in het plan. Er was weerstand tegen deze wijzigingen van zowel Stadion als Gert-Jan. — Bron: 00:00:47, 00:00:56, 00:01:09, 00:01:14, 00:01:26, 00:02:36, 00:02:41, 00:02:44</w:t>
-      </w:r>
-    </w:p>
-    <w:p>
-      <w:pPr>
-        <w:pStyle w:val="Heading2"/>
-      </w:pPr>
-      <w:r>
-        <w:t>Oplossingen binnen bestaande kaders</w:t>
-      </w:r>
-    </w:p>
-    <w:p>
-      <w:r>
-        <w:t>Richard vroeg hoe ze ervoor kunnen zorgen dat de wijzigingen door de bestaande kaders heen gaan lopen. Gert-Jan suggereerde terug te keren naar de NVU en binnen die kaders te blijven. Er werd gezocht naar oplossingen voor de problemen. — Bron: 00:01:36, 00:01:41, 00:01:48, 00:01:50, 00:02:00, 00:02:56</w:t>
-      </w:r>
-    </w:p>
-    <w:p>
-      <w:pPr>
-        <w:pStyle w:val="Heading2"/>
-      </w:pPr>
-      <w:r>
-        <w:t>Communicatie met andere betrokkenen</w:t>
-      </w:r>
-    </w:p>
-    <w:p>
-      <w:r>
-        <w:t>Richard had vooraf gesproken met Ingeborg en gecontroleerd bij Richard Koek. Hij had ook een bijeenkomst met Ferry Adema, waarbij Ferry de wijzigingen in het plan erkende. — Bron: 00:02:14, 00:02:27</w:t>
+        <w:t>Richard besprak een overleg met de stedenbouwer Ferry Adema. Hieruit kwamen een welstandspresentatie en reflectie, evenals een aantal wijzigingen die Ferry voorstelde. Er was weerstand tegen deze wijzigingen van zowel Stadion als Gert-Jan. Richard stelde vragen over hoe deze nieuwe mening doorgevoerd kan worden en hoe ervoor gezorgd kan worden dat het project goed afgerond wordt. — Bron: 00:00:34, 00:00:47, 00:00:56, 00:01:09, 00:01:14, 00:01:26, 00:01:36, 00:01:41, 00:01:48, 00:01:50, 00:02:00, 00:02:14, 00:02:27, 00:02:36, 00:02:41, 00:02:44, 00:02:56</w:t>
       </w:r>
     </w:p>
     <w:p>
@@ -195,11 +156,8 @@
       </w:r>
     </w:p>
     <w:p>
-      <w:pPr>
-        <w:pStyle w:val="ListBullet"/>
-      </w:pPr>
       <w:r>
-        <w:t>10 maart: Datum waarop eisen zijn ingediend. — Bron: 00:00:00</w:t>
+        <w:t>Geen items vastgesteld.</w:t>
       </w:r>
     </w:p>
     <w:p>
@@ -239,7 +197,7 @@
         <w:pStyle w:val="ListBullet"/>
       </w:pPr>
       <w:r>
-        <w:t>Ron noemde Vlietpoort als locatie.</w:t>
+        <w:t>Ron noemde Vlietpoort.</w:t>
       </w:r>
     </w:p>
     <w:p>
@@ -247,7 +205,15 @@
         <w:pStyle w:val="ListBullet"/>
       </w:pPr>
       <w:r>
-        <w:t>Richard vroeg of iedereen elkaar kent en of hij een persoon even mag aftrappen.</w:t>
+        <w:t>Richard vroeg of iedereen elkaar kent.</w:t>
+      </w:r>
+    </w:p>
+    <w:p>
+      <w:pPr>
+        <w:pStyle w:val="ListBullet"/>
+      </w:pPr>
+      <w:r>
+        <w:t>Richard vroeg of hij een persoon even mag aftrappen.</w:t>
       </w:r>
     </w:p>
     <w:sectPr>

--- a/3_Meeting Notes/test Mistral/test Mistral 2_meeting_notes.docx
+++ b/3_Meeting Notes/test Mistral/test Mistral 2_meeting_notes.docx
@@ -60,7 +60,7 @@
     </w:p>
     <w:p>
       <w:r>
-        <w:t>De vergadering behandelde de ingediende eisen van 10 maart en de reactie van de gemeente. Er was discussie over de waarheid van de informatie en de noodzaak om deze te controleren. Richard besprak een overleg met de stedenbouwer Ferry Adema en de wijzigingen die daaruit voortkwamen. Er was weerstand tegen deze wijzigingen van zowel Stadion als Gert-Jan. Richard stelde voor om te reflecteren op de oplossingen en om te kijken hoe het project goed kan worden afgerond.</w:t>
+        <w:t>De vergadering behandelde verschillende onderwerpen, waaronder de ingediende eisen van 10 maart, de betrouwbaarheid van informatie, en een overleg met de stedenbouwer Ferry Adema. Er was discussie over de wijzigingen die Ferry Adema voorstelde en de weerstand die daarbij ontstond. Gert-Jan werd verantwoordelijk gehouden voor het controleren van bepaalde zaken. Er werd ook gesproken over de noodzaak om oplossingen te vinden en te reflecteren op recente ontwikkelingen.</w:t>
       </w:r>
     </w:p>
     <w:p>
@@ -76,12 +76,12 @@
         <w:pStyle w:val="Heading2"/>
       </w:pPr>
       <w:r>
-        <w:t>Ingediende eisen en reactie gemeente</w:t>
+        <w:t>Ingediende eisen en bewijslast</w:t>
       </w:r>
     </w:p>
     <w:p>
       <w:r>
-        <w:t>Op 10 maart waren eisen ingediend die door de gemeente moeten worden getoetst. Dennis merkte op dat de gemeente informatie over de schutting gooit en dat hij dit moet bewijzen. Hij noemde ook dat het bericht van de gemeente AI-geschreven was. Ron was onzeker over de waarheid van de informatie en benadrukte dat Gert-Jan deze moet blijven controleren. — Bron: 00:00:00, 00:00:05, 00:00:08, 00:00:13, 00:00:16, 00:00:21, 00:00:24, 00:00:26</w:t>
+        <w:t>Dennis sprak over de ingediende eisen van 10 maart en de bewijslast die hij moet dragen. Hij merkte op dat de gemeente een AI-geschreven bericht had verzonden. — Bron: 00:00:00, 00:00:05, 00:00:08</w:t>
       </w:r>
     </w:p>
     <w:p>
@@ -89,12 +89,25 @@
         <w:pStyle w:val="Heading2"/>
       </w:pPr>
       <w:r>
-        <w:t>Overleg met stedenbouwer Ferry Adema</w:t>
+        <w:t>Betrouwbaarheid van informatie</w:t>
       </w:r>
     </w:p>
     <w:p>
       <w:r>
-        <w:t>Richard besprak een overleg met de stedenbouwer Ferry Adema. Hieruit kwamen een welstandspresentatie en reflectie, evenals een aantal wijzigingen die Ferry voorstelde. Er was weerstand tegen deze wijzigingen van zowel Stadion als Gert-Jan. Richard stelde vragen over hoe deze nieuwe mening doorgevoerd kan worden en hoe ervoor gezorgd kan worden dat het project goed afgerond wordt. — Bron: 00:00:34, 00:00:47, 00:00:56, 00:01:09, 00:01:14, 00:01:26, 00:01:36, 00:01:41, 00:01:48, 00:01:50, 00:02:00, 00:02:14, 00:02:27, 00:02:36, 00:02:41, 00:02:44, 00:02:56</w:t>
+        <w:t>Ron en Gert-Jan spraken over de betrouwbaarheid van de informatie en de noodzaak om deze te controleren. Ron merkte op dat niet alle informatie waar is en dat men erop moet letten. — Bron: 00:00:13, 00:00:16, 00:00:21, 00:00:24, 00:00:26, 00:00:29</w:t>
+      </w:r>
+    </w:p>
+    <w:p>
+      <w:pPr>
+        <w:pStyle w:val="Heading2"/>
+      </w:pPr>
+      <w:r>
+        <w:t>Overleg met Ferry Adema</w:t>
+      </w:r>
+    </w:p>
+    <w:p>
+      <w:r>
+        <w:t>Richard besprak een overleg met de stedenbouwer Ferry Adema. Hieruit kwamen een welstandspresentatie en reflectie, evenals een aantal wijzigingen die Ferry Adema voorstelde. Er was weerstand tegen deze wijzigingen bij Stadion en Gert-Jan. — Bron: 00:00:34, 00:00:47, 00:00:56, 00:01:09, 00:01:14, 00:01:26, 00:01:36, 00:01:41, 00:01:48, 00:01:50, 00:02:00, 00:02:14, 00:02:27, 00:02:36, 00:02:41, 00:02:44, 00:02:56</w:t>
       </w:r>
     </w:p>
     <w:p>
@@ -116,6 +129,14 @@
       </w:pPr>
       <w:r>
         <w:t>Uitspraken en conclusies</w:t>
+      </w:r>
+    </w:p>
+    <w:p>
+      <w:pPr>
+        <w:pStyle w:val="ListBullet"/>
+      </w:pPr>
+      <w:r>
+        <w:t>Gert-Jan: Gert-Jan moet het blijven controleren. — Bron: 00:00:21</w:t>
       </w:r>
     </w:p>
     <w:p>
@@ -156,8 +177,11 @@
       </w:r>
     </w:p>
     <w:p>
+      <w:pPr>
+        <w:pStyle w:val="ListBullet"/>
+      </w:pPr>
       <w:r>
-        <w:t>Geen items vastgesteld.</w:t>
+        <w:t>10 maart: Datum waarop de eisen zijn ingediend. — Bron: 00:00:00</w:t>
       </w:r>
     </w:p>
     <w:p>
@@ -166,6 +190,22 @@
       </w:pPr>
       <w:r>
         <w:t>Openstaande vragen</w:t>
+      </w:r>
+    </w:p>
+    <w:p>
+      <w:pPr>
+        <w:pStyle w:val="ListBullet"/>
+      </w:pPr>
+      <w:r>
+        <w:t>Kennen iedereen elkaar? — Bron: 00:00:33</w:t>
+      </w:r>
+    </w:p>
+    <w:p>
+      <w:pPr>
+        <w:pStyle w:val="ListBullet"/>
+      </w:pPr>
+      <w:r>
+        <w:t>Zal ik hem even aftrappen? — Bron: 00:00:43</w:t>
       </w:r>
     </w:p>
     <w:p>
@@ -197,7 +237,7 @@
         <w:pStyle w:val="ListBullet"/>
       </w:pPr>
       <w:r>
-        <w:t>Ron noemde Vlietpoort.</w:t>
+        <w:t>Richard sprak over een overleg met Ferry Adema en de wijzigingen die daaruit voortkwamen.</w:t>
       </w:r>
     </w:p>
     <w:p>
@@ -205,15 +245,7 @@
         <w:pStyle w:val="ListBullet"/>
       </w:pPr>
       <w:r>
-        <w:t>Richard vroeg of iedereen elkaar kent.</w:t>
-      </w:r>
-    </w:p>
-    <w:p>
-      <w:pPr>
-        <w:pStyle w:val="ListBullet"/>
-      </w:pPr>
-      <w:r>
-        <w:t>Richard vroeg of hij een persoon even mag aftrappen.</w:t>
+        <w:t>Er was weerstand tegen de voorgestelde wijzigingen bij Stadion en Gert-Jan.</w:t>
       </w:r>
     </w:p>
     <w:sectPr>
